--- a/02_output/tables/RQ2/rq2.2_comp_table.docx
+++ b/02_output/tables/RQ2/rq2.2_comp_table.docx
@@ -2985,6 +2985,1443 @@
             </w:pPr>
             <w:r>
               <w:t xml:space="preserve">0.807</w:t>
+            </w:r>
+          </w:p>
+        </w:tc>
+      </w:tr>
+      <w:tr>
+        <w:tc>
+          <w:tcPr>
+            <w:gridSpan w:val="7"/>
+          </w:tcPr>
+          <w:p>
+            <w:pPr>
+              <w:pStyle w:val="Compact"/>
+            </w:pPr>
+            <w:r>
+              <w:t xml:space="preserve">By Living Standard</w:t>
+            </w:r>
+          </w:p>
+        </w:tc>
+      </w:tr>
+      <w:tr>
+        <w:tc>
+          <w:tcPr/>
+          <w:p>
+            <w:pPr>
+              <w:pStyle w:val="Compact"/>
+            </w:pPr>
+            <w:r>
+              <w:t xml:space="preserve">hu</w:t>
+            </w:r>
+          </w:p>
+        </w:tc>
+        <w:tc>
+          <w:tcPr/>
+          <w:p>
+            <w:pPr>
+              <w:pStyle w:val="Compact"/>
+            </w:pPr>
+            <w:r>
+              <w:t xml:space="preserve">Difficult</w:t>
+            </w:r>
+          </w:p>
+        </w:tc>
+        <w:tc>
+          <w:tcPr/>
+          <w:p>
+            <w:pPr>
+              <w:pStyle w:val="Compact"/>
+            </w:pPr>
+            <w:r>
+              <w:t xml:space="preserve">Anxiety - Control</w:t>
+            </w:r>
+          </w:p>
+        </w:tc>
+        <w:tc>
+          <w:tcPr/>
+          <w:p>
+            <w:pPr>
+              <w:pStyle w:val="Compact"/>
+            </w:pPr>
+            <w:r>
+              <w:t xml:space="preserve">-0.019</w:t>
+            </w:r>
+          </w:p>
+        </w:tc>
+        <w:tc>
+          <w:tcPr/>
+          <w:p>
+            <w:pPr>
+              <w:pStyle w:val="Compact"/>
+            </w:pPr>
+            <w:r>
+              <w:t xml:space="preserve">-0.116</w:t>
+            </w:r>
+          </w:p>
+        </w:tc>
+        <w:tc>
+          <w:tcPr/>
+          <w:p>
+            <w:pPr>
+              <w:pStyle w:val="Compact"/>
+            </w:pPr>
+            <w:r>
+              <w:t xml:space="preserve">0.076</w:t>
+            </w:r>
+          </w:p>
+        </w:tc>
+        <w:tc>
+          <w:tcPr/>
+          <w:p>
+            <w:pPr>
+              <w:pStyle w:val="Compact"/>
+            </w:pPr>
+            <w:r>
+              <w:t xml:space="preserve">0.655</w:t>
+            </w:r>
+          </w:p>
+        </w:tc>
+      </w:tr>
+      <w:tr>
+        <w:tc>
+          <w:tcPr/>
+          <w:p>
+            <w:pPr>
+              <w:pStyle w:val="Compact"/>
+            </w:pPr>
+            <w:r>
+              <w:t xml:space="preserve">hu</w:t>
+            </w:r>
+          </w:p>
+        </w:tc>
+        <w:tc>
+          <w:tcPr/>
+          <w:p>
+            <w:pPr>
+              <w:pStyle w:val="Compact"/>
+            </w:pPr>
+            <w:r>
+              <w:t xml:space="preserve">Difficult</w:t>
+            </w:r>
+          </w:p>
+        </w:tc>
+        <w:tc>
+          <w:tcPr/>
+          <w:p>
+            <w:pPr>
+              <w:pStyle w:val="Compact"/>
+            </w:pPr>
+            <w:r>
+              <w:t xml:space="preserve">Anxiety - Hope</w:t>
+            </w:r>
+          </w:p>
+        </w:tc>
+        <w:tc>
+          <w:tcPr/>
+          <w:p>
+            <w:pPr>
+              <w:pStyle w:val="Compact"/>
+            </w:pPr>
+            <w:r>
+              <w:t xml:space="preserve">0.069</w:t>
+            </w:r>
+          </w:p>
+        </w:tc>
+        <w:tc>
+          <w:tcPr/>
+          <w:p>
+            <w:pPr>
+              <w:pStyle w:val="Compact"/>
+            </w:pPr>
+            <w:r>
+              <w:t xml:space="preserve">-0.037</w:t>
+            </w:r>
+          </w:p>
+        </w:tc>
+        <w:tc>
+          <w:tcPr/>
+          <w:p>
+            <w:pPr>
+              <w:pStyle w:val="Compact"/>
+            </w:pPr>
+            <w:r>
+              <w:t xml:space="preserve">0.182</w:t>
+            </w:r>
+          </w:p>
+        </w:tc>
+        <w:tc>
+          <w:tcPr/>
+          <w:p>
+            <w:pPr>
+              <w:pStyle w:val="Compact"/>
+            </w:pPr>
+            <w:r>
+              <w:t xml:space="preserve">0.893</w:t>
+            </w:r>
+          </w:p>
+        </w:tc>
+      </w:tr>
+      <w:tr>
+        <w:tc>
+          <w:tcPr/>
+          <w:p>
+            <w:pPr>
+              <w:pStyle w:val="Compact"/>
+            </w:pPr>
+            <w:r>
+              <w:t xml:space="preserve">hu</w:t>
+            </w:r>
+          </w:p>
+        </w:tc>
+        <w:tc>
+          <w:tcPr/>
+          <w:p>
+            <w:pPr>
+              <w:pStyle w:val="Compact"/>
+            </w:pPr>
+            <w:r>
+              <w:t xml:space="preserve">Difficult</w:t>
+            </w:r>
+          </w:p>
+        </w:tc>
+        <w:tc>
+          <w:tcPr/>
+          <w:p>
+            <w:pPr>
+              <w:pStyle w:val="Compact"/>
+            </w:pPr>
+            <w:r>
+              <w:t xml:space="preserve">Hope - Control</w:t>
+            </w:r>
+          </w:p>
+        </w:tc>
+        <w:tc>
+          <w:tcPr/>
+          <w:p>
+            <w:pPr>
+              <w:pStyle w:val="Compact"/>
+            </w:pPr>
+            <w:r>
+              <w:t xml:space="preserve">-0.087</w:t>
+            </w:r>
+          </w:p>
+        </w:tc>
+        <w:tc>
+          <w:tcPr/>
+          <w:p>
+            <w:pPr>
+              <w:pStyle w:val="Compact"/>
+            </w:pPr>
+            <w:r>
+              <w:t xml:space="preserve">-0.189</w:t>
+            </w:r>
+          </w:p>
+        </w:tc>
+        <w:tc>
+          <w:tcPr/>
+          <w:p>
+            <w:pPr>
+              <w:pStyle w:val="Compact"/>
+            </w:pPr>
+            <w:r>
+              <w:t xml:space="preserve">0.004</w:t>
+            </w:r>
+          </w:p>
+        </w:tc>
+        <w:tc>
+          <w:tcPr/>
+          <w:p>
+            <w:pPr>
+              <w:pStyle w:val="Compact"/>
+            </w:pPr>
+            <w:r>
+              <w:t xml:space="preserve">0.965</w:t>
+            </w:r>
+          </w:p>
+        </w:tc>
+      </w:tr>
+      <w:tr>
+        <w:tc>
+          <w:tcPr/>
+          <w:p>
+            <w:pPr>
+              <w:pStyle w:val="Compact"/>
+            </w:pPr>
+            <w:r>
+              <w:t xml:space="preserve">hu</w:t>
+            </w:r>
+          </w:p>
+        </w:tc>
+        <w:tc>
+          <w:tcPr/>
+          <w:p>
+            <w:pPr>
+              <w:pStyle w:val="Compact"/>
+            </w:pPr>
+            <w:r>
+              <w:t xml:space="preserve">Coping</w:t>
+            </w:r>
+          </w:p>
+        </w:tc>
+        <w:tc>
+          <w:tcPr/>
+          <w:p>
+            <w:pPr>
+              <w:pStyle w:val="Compact"/>
+            </w:pPr>
+            <w:r>
+              <w:t xml:space="preserve">Anxiety - Control</w:t>
+            </w:r>
+          </w:p>
+        </w:tc>
+        <w:tc>
+          <w:tcPr/>
+          <w:p>
+            <w:pPr>
+              <w:pStyle w:val="Compact"/>
+            </w:pPr>
+            <w:r>
+              <w:t xml:space="preserve">-0.007</w:t>
+            </w:r>
+          </w:p>
+        </w:tc>
+        <w:tc>
+          <w:tcPr/>
+          <w:p>
+            <w:pPr>
+              <w:pStyle w:val="Compact"/>
+            </w:pPr>
+            <w:r>
+              <w:t xml:space="preserve">-0.092</w:t>
+            </w:r>
+          </w:p>
+        </w:tc>
+        <w:tc>
+          <w:tcPr/>
+          <w:p>
+            <w:pPr>
+              <w:pStyle w:val="Compact"/>
+            </w:pPr>
+            <w:r>
+              <w:t xml:space="preserve">0.072</w:t>
+            </w:r>
+          </w:p>
+        </w:tc>
+        <w:tc>
+          <w:tcPr/>
+          <w:p>
+            <w:pPr>
+              <w:pStyle w:val="Compact"/>
+            </w:pPr>
+            <w:r>
+              <w:t xml:space="preserve">0.562</w:t>
+            </w:r>
+          </w:p>
+        </w:tc>
+      </w:tr>
+      <w:tr>
+        <w:tc>
+          <w:tcPr/>
+          <w:p>
+            <w:pPr>
+              <w:pStyle w:val="Compact"/>
+            </w:pPr>
+            <w:r>
+              <w:t xml:space="preserve">hu</w:t>
+            </w:r>
+          </w:p>
+        </w:tc>
+        <w:tc>
+          <w:tcPr/>
+          <w:p>
+            <w:pPr>
+              <w:pStyle w:val="Compact"/>
+            </w:pPr>
+            <w:r>
+              <w:t xml:space="preserve">Coping</w:t>
+            </w:r>
+          </w:p>
+        </w:tc>
+        <w:tc>
+          <w:tcPr/>
+          <w:p>
+            <w:pPr>
+              <w:pStyle w:val="Compact"/>
+            </w:pPr>
+            <w:r>
+              <w:t xml:space="preserve">Anxiety - Hope</w:t>
+            </w:r>
+          </w:p>
+        </w:tc>
+        <w:tc>
+          <w:tcPr/>
+          <w:p>
+            <w:pPr>
+              <w:pStyle w:val="Compact"/>
+            </w:pPr>
+            <w:r>
+              <w:t xml:space="preserve">0.040</w:t>
+            </w:r>
+          </w:p>
+        </w:tc>
+        <w:tc>
+          <w:tcPr/>
+          <w:p>
+            <w:pPr>
+              <w:pStyle w:val="Compact"/>
+            </w:pPr>
+            <w:r>
+              <w:t xml:space="preserve">-0.038</w:t>
+            </w:r>
+          </w:p>
+        </w:tc>
+        <w:tc>
+          <w:tcPr/>
+          <w:p>
+            <w:pPr>
+              <w:pStyle w:val="Compact"/>
+            </w:pPr>
+            <w:r>
+              <w:t xml:space="preserve">0.126</w:t>
+            </w:r>
+          </w:p>
+        </w:tc>
+        <w:tc>
+          <w:tcPr/>
+          <w:p>
+            <w:pPr>
+              <w:pStyle w:val="Compact"/>
+            </w:pPr>
+            <w:r>
+              <w:t xml:space="preserve">0.829</w:t>
+            </w:r>
+          </w:p>
+        </w:tc>
+      </w:tr>
+      <w:tr>
+        <w:tc>
+          <w:tcPr/>
+          <w:p>
+            <w:pPr>
+              <w:pStyle w:val="Compact"/>
+            </w:pPr>
+            <w:r>
+              <w:t xml:space="preserve">hu</w:t>
+            </w:r>
+          </w:p>
+        </w:tc>
+        <w:tc>
+          <w:tcPr/>
+          <w:p>
+            <w:pPr>
+              <w:pStyle w:val="Compact"/>
+            </w:pPr>
+            <w:r>
+              <w:t xml:space="preserve">Coping</w:t>
+            </w:r>
+          </w:p>
+        </w:tc>
+        <w:tc>
+          <w:tcPr/>
+          <w:p>
+            <w:pPr>
+              <w:pStyle w:val="Compact"/>
+            </w:pPr>
+            <w:r>
+              <w:t xml:space="preserve">Hope - Control</w:t>
+            </w:r>
+          </w:p>
+        </w:tc>
+        <w:tc>
+          <w:tcPr/>
+          <w:p>
+            <w:pPr>
+              <w:pStyle w:val="Compact"/>
+            </w:pPr>
+            <w:r>
+              <w:t xml:space="preserve">-0.047</w:t>
+            </w:r>
+          </w:p>
+        </w:tc>
+        <w:tc>
+          <w:tcPr/>
+          <w:p>
+            <w:pPr>
+              <w:pStyle w:val="Compact"/>
+            </w:pPr>
+            <w:r>
+              <w:t xml:space="preserve">-0.128</w:t>
+            </w:r>
+          </w:p>
+        </w:tc>
+        <w:tc>
+          <w:tcPr/>
+          <w:p>
+            <w:pPr>
+              <w:pStyle w:val="Compact"/>
+            </w:pPr>
+            <w:r>
+              <w:t xml:space="preserve">0.036</w:t>
+            </w:r>
+          </w:p>
+        </w:tc>
+        <w:tc>
+          <w:tcPr/>
+          <w:p>
+            <w:pPr>
+              <w:pStyle w:val="Compact"/>
+            </w:pPr>
+            <w:r>
+              <w:t xml:space="preserve">0.871</w:t>
+            </w:r>
+          </w:p>
+        </w:tc>
+      </w:tr>
+      <w:tr>
+        <w:tc>
+          <w:tcPr/>
+          <w:p>
+            <w:pPr>
+              <w:pStyle w:val="Compact"/>
+            </w:pPr>
+            <w:r>
+              <w:t xml:space="preserve">hu</w:t>
+            </w:r>
+          </w:p>
+        </w:tc>
+        <w:tc>
+          <w:tcPr/>
+          <w:p>
+            <w:pPr>
+              <w:pStyle w:val="Compact"/>
+            </w:pPr>
+            <w:r>
+              <w:t xml:space="preserve">Comfortable</w:t>
+            </w:r>
+          </w:p>
+        </w:tc>
+        <w:tc>
+          <w:tcPr/>
+          <w:p>
+            <w:pPr>
+              <w:pStyle w:val="Compact"/>
+            </w:pPr>
+            <w:r>
+              <w:t xml:space="preserve">Anxiety - Control</w:t>
+            </w:r>
+          </w:p>
+        </w:tc>
+        <w:tc>
+          <w:tcPr/>
+          <w:p>
+            <w:pPr>
+              <w:pStyle w:val="Compact"/>
+            </w:pPr>
+            <w:r>
+              <w:t xml:space="preserve">0.003</w:t>
+            </w:r>
+          </w:p>
+        </w:tc>
+        <w:tc>
+          <w:tcPr/>
+          <w:p>
+            <w:pPr>
+              <w:pStyle w:val="Compact"/>
+            </w:pPr>
+            <w:r>
+              <w:t xml:space="preserve">-0.082</w:t>
+            </w:r>
+          </w:p>
+        </w:tc>
+        <w:tc>
+          <w:tcPr/>
+          <w:p>
+            <w:pPr>
+              <w:pStyle w:val="Compact"/>
+            </w:pPr>
+            <w:r>
+              <w:t xml:space="preserve">0.088</w:t>
+            </w:r>
+          </w:p>
+        </w:tc>
+        <w:tc>
+          <w:tcPr/>
+          <w:p>
+            <w:pPr>
+              <w:pStyle w:val="Compact"/>
+            </w:pPr>
+            <w:r>
+              <w:t xml:space="preserve">0.523</w:t>
+            </w:r>
+          </w:p>
+        </w:tc>
+      </w:tr>
+      <w:tr>
+        <w:tc>
+          <w:tcPr/>
+          <w:p>
+            <w:pPr>
+              <w:pStyle w:val="Compact"/>
+            </w:pPr>
+            <w:r>
+              <w:t xml:space="preserve">hu</w:t>
+            </w:r>
+          </w:p>
+        </w:tc>
+        <w:tc>
+          <w:tcPr/>
+          <w:p>
+            <w:pPr>
+              <w:pStyle w:val="Compact"/>
+            </w:pPr>
+            <w:r>
+              <w:t xml:space="preserve">Comfortable</w:t>
+            </w:r>
+          </w:p>
+        </w:tc>
+        <w:tc>
+          <w:tcPr/>
+          <w:p>
+            <w:pPr>
+              <w:pStyle w:val="Compact"/>
+            </w:pPr>
+            <w:r>
+              <w:t xml:space="preserve">Anxiety - Hope</w:t>
+            </w:r>
+          </w:p>
+        </w:tc>
+        <w:tc>
+          <w:tcPr/>
+          <w:p>
+            <w:pPr>
+              <w:pStyle w:val="Compact"/>
+            </w:pPr>
+            <w:r>
+              <w:t xml:space="preserve">0.074</w:t>
+            </w:r>
+          </w:p>
+        </w:tc>
+        <w:tc>
+          <w:tcPr/>
+          <w:p>
+            <w:pPr>
+              <w:pStyle w:val="Compact"/>
+            </w:pPr>
+            <w:r>
+              <w:t xml:space="preserve">-0.017</w:t>
+            </w:r>
+          </w:p>
+        </w:tc>
+        <w:tc>
+          <w:tcPr/>
+          <w:p>
+            <w:pPr>
+              <w:pStyle w:val="Compact"/>
+            </w:pPr>
+            <w:r>
+              <w:t xml:space="preserve">0.158</w:t>
+            </w:r>
+          </w:p>
+        </w:tc>
+        <w:tc>
+          <w:tcPr/>
+          <w:p>
+            <w:pPr>
+              <w:pStyle w:val="Compact"/>
+            </w:pPr>
+            <w:r>
+              <w:t xml:space="preserve">0.944</w:t>
+            </w:r>
+          </w:p>
+        </w:tc>
+      </w:tr>
+      <w:tr>
+        <w:tc>
+          <w:tcPr/>
+          <w:p>
+            <w:pPr>
+              <w:pStyle w:val="Compact"/>
+            </w:pPr>
+            <w:r>
+              <w:t xml:space="preserve">hu</w:t>
+            </w:r>
+          </w:p>
+        </w:tc>
+        <w:tc>
+          <w:tcPr/>
+          <w:p>
+            <w:pPr>
+              <w:pStyle w:val="Compact"/>
+            </w:pPr>
+            <w:r>
+              <w:t xml:space="preserve">Comfortable</w:t>
+            </w:r>
+          </w:p>
+        </w:tc>
+        <w:tc>
+          <w:tcPr/>
+          <w:p>
+            <w:pPr>
+              <w:pStyle w:val="Compact"/>
+            </w:pPr>
+            <w:r>
+              <w:t xml:space="preserve">Hope - Control</w:t>
+            </w:r>
+          </w:p>
+        </w:tc>
+        <w:tc>
+          <w:tcPr/>
+          <w:p>
+            <w:pPr>
+              <w:pStyle w:val="Compact"/>
+            </w:pPr>
+            <w:r>
+              <w:t xml:space="preserve">-0.071</w:t>
+            </w:r>
+          </w:p>
+        </w:tc>
+        <w:tc>
+          <w:tcPr/>
+          <w:p>
+            <w:pPr>
+              <w:pStyle w:val="Compact"/>
+            </w:pPr>
+            <w:r>
+              <w:t xml:space="preserve">-0.156</w:t>
+            </w:r>
+          </w:p>
+        </w:tc>
+        <w:tc>
+          <w:tcPr/>
+          <w:p>
+            <w:pPr>
+              <w:pStyle w:val="Compact"/>
+            </w:pPr>
+            <w:r>
+              <w:t xml:space="preserve">0.021</w:t>
+            </w:r>
+          </w:p>
+        </w:tc>
+        <w:tc>
+          <w:tcPr/>
+          <w:p>
+            <w:pPr>
+              <w:pStyle w:val="Compact"/>
+            </w:pPr>
+            <w:r>
+              <w:t xml:space="preserve">0.940</w:t>
+            </w:r>
+          </w:p>
+        </w:tc>
+      </w:tr>
+      <w:tr>
+        <w:tc>
+          <w:tcPr/>
+          <w:p>
+            <w:pPr>
+              <w:pStyle w:val="Compact"/>
+            </w:pPr>
+            <w:r>
+              <w:t xml:space="preserve">mu</w:t>
+            </w:r>
+          </w:p>
+        </w:tc>
+        <w:tc>
+          <w:tcPr/>
+          <w:p>
+            <w:pPr>
+              <w:pStyle w:val="Compact"/>
+            </w:pPr>
+            <w:r>
+              <w:t xml:space="preserve">Difficult</w:t>
+            </w:r>
+          </w:p>
+        </w:tc>
+        <w:tc>
+          <w:tcPr/>
+          <w:p>
+            <w:pPr>
+              <w:pStyle w:val="Compact"/>
+            </w:pPr>
+            <w:r>
+              <w:t xml:space="preserve">Anxiety - Control</w:t>
+            </w:r>
+          </w:p>
+        </w:tc>
+        <w:tc>
+          <w:tcPr/>
+          <w:p>
+            <w:pPr>
+              <w:pStyle w:val="Compact"/>
+            </w:pPr>
+            <w:r>
+              <w:t xml:space="preserve">-0.589</w:t>
+            </w:r>
+          </w:p>
+        </w:tc>
+        <w:tc>
+          <w:tcPr/>
+          <w:p>
+            <w:pPr>
+              <w:pStyle w:val="Compact"/>
+            </w:pPr>
+            <w:r>
+              <w:t xml:space="preserve">-3.682</w:t>
+            </w:r>
+          </w:p>
+        </w:tc>
+        <w:tc>
+          <w:tcPr/>
+          <w:p>
+            <w:pPr>
+              <w:pStyle w:val="Compact"/>
+            </w:pPr>
+            <w:r>
+              <w:t xml:space="preserve">2.828</w:t>
+            </w:r>
+          </w:p>
+        </w:tc>
+        <w:tc>
+          <w:tcPr/>
+          <w:p>
+            <w:pPr>
+              <w:pStyle w:val="Compact"/>
+            </w:pPr>
+            <w:r>
+              <w:t xml:space="preserve">0.638</w:t>
+            </w:r>
+          </w:p>
+        </w:tc>
+      </w:tr>
+      <w:tr>
+        <w:tc>
+          <w:tcPr/>
+          <w:p>
+            <w:pPr>
+              <w:pStyle w:val="Compact"/>
+            </w:pPr>
+            <w:r>
+              <w:t xml:space="preserve">mu</w:t>
+            </w:r>
+          </w:p>
+        </w:tc>
+        <w:tc>
+          <w:tcPr/>
+          <w:p>
+            <w:pPr>
+              <w:pStyle w:val="Compact"/>
+            </w:pPr>
+            <w:r>
+              <w:t xml:space="preserve">Difficult</w:t>
+            </w:r>
+          </w:p>
+        </w:tc>
+        <w:tc>
+          <w:tcPr/>
+          <w:p>
+            <w:pPr>
+              <w:pStyle w:val="Compact"/>
+            </w:pPr>
+            <w:r>
+              <w:t xml:space="preserve">Anxiety - Hope</w:t>
+            </w:r>
+          </w:p>
+        </w:tc>
+        <w:tc>
+          <w:tcPr/>
+          <w:p>
+            <w:pPr>
+              <w:pStyle w:val="Compact"/>
+            </w:pPr>
+            <w:r>
+              <w:t xml:space="preserve">-0.636</w:t>
+            </w:r>
+          </w:p>
+        </w:tc>
+        <w:tc>
+          <w:tcPr/>
+          <w:p>
+            <w:pPr>
+              <w:pStyle w:val="Compact"/>
+            </w:pPr>
+            <w:r>
+              <w:t xml:space="preserve">-3.899</w:t>
+            </w:r>
+          </w:p>
+        </w:tc>
+        <w:tc>
+          <w:tcPr/>
+          <w:p>
+            <w:pPr>
+              <w:pStyle w:val="Compact"/>
+            </w:pPr>
+            <w:r>
+              <w:t xml:space="preserve">2.943</w:t>
+            </w:r>
+          </w:p>
+        </w:tc>
+        <w:tc>
+          <w:tcPr/>
+          <w:p>
+            <w:pPr>
+              <w:pStyle w:val="Compact"/>
+            </w:pPr>
+            <w:r>
+              <w:t xml:space="preserve">0.650</w:t>
+            </w:r>
+          </w:p>
+        </w:tc>
+      </w:tr>
+      <w:tr>
+        <w:tc>
+          <w:tcPr/>
+          <w:p>
+            <w:pPr>
+              <w:pStyle w:val="Compact"/>
+            </w:pPr>
+            <w:r>
+              <w:t xml:space="preserve">mu</w:t>
+            </w:r>
+          </w:p>
+        </w:tc>
+        <w:tc>
+          <w:tcPr/>
+          <w:p>
+            <w:pPr>
+              <w:pStyle w:val="Compact"/>
+            </w:pPr>
+            <w:r>
+              <w:t xml:space="preserve">Difficult</w:t>
+            </w:r>
+          </w:p>
+        </w:tc>
+        <w:tc>
+          <w:tcPr/>
+          <w:p>
+            <w:pPr>
+              <w:pStyle w:val="Compact"/>
+            </w:pPr>
+            <w:r>
+              <w:t xml:space="preserve">Hope - Control</w:t>
+            </w:r>
+          </w:p>
+        </w:tc>
+        <w:tc>
+          <w:tcPr/>
+          <w:p>
+            <w:pPr>
+              <w:pStyle w:val="Compact"/>
+            </w:pPr>
+            <w:r>
+              <w:t xml:space="preserve">0.046</w:t>
+            </w:r>
+          </w:p>
+        </w:tc>
+        <w:tc>
+          <w:tcPr/>
+          <w:p>
+            <w:pPr>
+              <w:pStyle w:val="Compact"/>
+            </w:pPr>
+            <w:r>
+              <w:t xml:space="preserve">-3.279</w:t>
+            </w:r>
+          </w:p>
+        </w:tc>
+        <w:tc>
+          <w:tcPr/>
+          <w:p>
+            <w:pPr>
+              <w:pStyle w:val="Compact"/>
+            </w:pPr>
+            <w:r>
+              <w:t xml:space="preserve">3.107</w:t>
+            </w:r>
+          </w:p>
+        </w:tc>
+        <w:tc>
+          <w:tcPr/>
+          <w:p>
+            <w:pPr>
+              <w:pStyle w:val="Compact"/>
+            </w:pPr>
+            <w:r>
+              <w:t xml:space="preserve">0.512</w:t>
+            </w:r>
+          </w:p>
+        </w:tc>
+      </w:tr>
+      <w:tr>
+        <w:tc>
+          <w:tcPr/>
+          <w:p>
+            <w:pPr>
+              <w:pStyle w:val="Compact"/>
+            </w:pPr>
+            <w:r>
+              <w:t xml:space="preserve">mu</w:t>
+            </w:r>
+          </w:p>
+        </w:tc>
+        <w:tc>
+          <w:tcPr/>
+          <w:p>
+            <w:pPr>
+              <w:pStyle w:val="Compact"/>
+            </w:pPr>
+            <w:r>
+              <w:t xml:space="preserve">Coping</w:t>
+            </w:r>
+          </w:p>
+        </w:tc>
+        <w:tc>
+          <w:tcPr/>
+          <w:p>
+            <w:pPr>
+              <w:pStyle w:val="Compact"/>
+            </w:pPr>
+            <w:r>
+              <w:t xml:space="preserve">Anxiety - Control</w:t>
+            </w:r>
+          </w:p>
+        </w:tc>
+        <w:tc>
+          <w:tcPr/>
+          <w:p>
+            <w:pPr>
+              <w:pStyle w:val="Compact"/>
+            </w:pPr>
+            <w:r>
+              <w:t xml:space="preserve">3.222</w:t>
+            </w:r>
+          </w:p>
+        </w:tc>
+        <w:tc>
+          <w:tcPr/>
+          <w:p>
+            <w:pPr>
+              <w:pStyle w:val="Compact"/>
+            </w:pPr>
+            <w:r>
+              <w:t xml:space="preserve">0.447</w:t>
+            </w:r>
+          </w:p>
+        </w:tc>
+        <w:tc>
+          <w:tcPr/>
+          <w:p>
+            <w:pPr>
+              <w:pStyle w:val="Compact"/>
+            </w:pPr>
+            <w:r>
+              <w:t xml:space="preserve">6.257</w:t>
+            </w:r>
+          </w:p>
+        </w:tc>
+        <w:tc>
+          <w:tcPr/>
+          <w:p>
+            <w:pPr>
+              <w:pStyle w:val="Compact"/>
+            </w:pPr>
+            <w:r>
+              <w:t xml:space="preserve">0.989</w:t>
+            </w:r>
+          </w:p>
+        </w:tc>
+      </w:tr>
+      <w:tr>
+        <w:tc>
+          <w:tcPr/>
+          <w:p>
+            <w:pPr>
+              <w:pStyle w:val="Compact"/>
+            </w:pPr>
+            <w:r>
+              <w:t xml:space="preserve">mu</w:t>
+            </w:r>
+          </w:p>
+        </w:tc>
+        <w:tc>
+          <w:tcPr/>
+          <w:p>
+            <w:pPr>
+              <w:pStyle w:val="Compact"/>
+            </w:pPr>
+            <w:r>
+              <w:t xml:space="preserve">Coping</w:t>
+            </w:r>
+          </w:p>
+        </w:tc>
+        <w:tc>
+          <w:tcPr/>
+          <w:p>
+            <w:pPr>
+              <w:pStyle w:val="Compact"/>
+            </w:pPr>
+            <w:r>
+              <w:t xml:space="preserve">Anxiety - Hope</w:t>
+            </w:r>
+          </w:p>
+        </w:tc>
+        <w:tc>
+          <w:tcPr/>
+          <w:p>
+            <w:pPr>
+              <w:pStyle w:val="Compact"/>
+            </w:pPr>
+            <w:r>
+              <w:t xml:space="preserve">2.144</w:t>
+            </w:r>
+          </w:p>
+        </w:tc>
+        <w:tc>
+          <w:tcPr/>
+          <w:p>
+            <w:pPr>
+              <w:pStyle w:val="Compact"/>
+            </w:pPr>
+            <w:r>
+              <w:t xml:space="preserve">-0.817</w:t>
+            </w:r>
+          </w:p>
+        </w:tc>
+        <w:tc>
+          <w:tcPr/>
+          <w:p>
+            <w:pPr>
+              <w:pStyle w:val="Compact"/>
+            </w:pPr>
+            <w:r>
+              <w:t xml:space="preserve">5.080</w:t>
+            </w:r>
+          </w:p>
+        </w:tc>
+        <w:tc>
+          <w:tcPr/>
+          <w:p>
+            <w:pPr>
+              <w:pStyle w:val="Compact"/>
+            </w:pPr>
+            <w:r>
+              <w:t xml:space="preserve">0.928</w:t>
+            </w:r>
+          </w:p>
+        </w:tc>
+      </w:tr>
+      <w:tr>
+        <w:tc>
+          <w:tcPr/>
+          <w:p>
+            <w:pPr>
+              <w:pStyle w:val="Compact"/>
+            </w:pPr>
+            <w:r>
+              <w:t xml:space="preserve">mu</w:t>
+            </w:r>
+          </w:p>
+        </w:tc>
+        <w:tc>
+          <w:tcPr/>
+          <w:p>
+            <w:pPr>
+              <w:pStyle w:val="Compact"/>
+            </w:pPr>
+            <w:r>
+              <w:t xml:space="preserve">Coping</w:t>
+            </w:r>
+          </w:p>
+        </w:tc>
+        <w:tc>
+          <w:tcPr/>
+          <w:p>
+            <w:pPr>
+              <w:pStyle w:val="Compact"/>
+            </w:pPr>
+            <w:r>
+              <w:t xml:space="preserve">Hope - Control</w:t>
+            </w:r>
+          </w:p>
+        </w:tc>
+        <w:tc>
+          <w:tcPr/>
+          <w:p>
+            <w:pPr>
+              <w:pStyle w:val="Compact"/>
+            </w:pPr>
+            <w:r>
+              <w:t xml:space="preserve">1.093</w:t>
+            </w:r>
+          </w:p>
+        </w:tc>
+        <w:tc>
+          <w:tcPr/>
+          <w:p>
+            <w:pPr>
+              <w:pStyle w:val="Compact"/>
+            </w:pPr>
+            <w:r>
+              <w:t xml:space="preserve">-1.501</w:t>
+            </w:r>
+          </w:p>
+        </w:tc>
+        <w:tc>
+          <w:tcPr/>
+          <w:p>
+            <w:pPr>
+              <w:pStyle w:val="Compact"/>
+            </w:pPr>
+            <w:r>
+              <w:t xml:space="preserve">3.476</w:t>
+            </w:r>
+          </w:p>
+        </w:tc>
+        <w:tc>
+          <w:tcPr/>
+          <w:p>
+            <w:pPr>
+              <w:pStyle w:val="Compact"/>
+            </w:pPr>
+            <w:r>
+              <w:t xml:space="preserve">0.809</w:t>
+            </w:r>
+          </w:p>
+        </w:tc>
+      </w:tr>
+      <w:tr>
+        <w:tc>
+          <w:tcPr/>
+          <w:p>
+            <w:pPr>
+              <w:pStyle w:val="Compact"/>
+            </w:pPr>
+            <w:r>
+              <w:t xml:space="preserve">mu</w:t>
+            </w:r>
+          </w:p>
+        </w:tc>
+        <w:tc>
+          <w:tcPr/>
+          <w:p>
+            <w:pPr>
+              <w:pStyle w:val="Compact"/>
+            </w:pPr>
+            <w:r>
+              <w:t xml:space="preserve">Comfortable</w:t>
+            </w:r>
+          </w:p>
+        </w:tc>
+        <w:tc>
+          <w:tcPr/>
+          <w:p>
+            <w:pPr>
+              <w:pStyle w:val="Compact"/>
+            </w:pPr>
+            <w:r>
+              <w:t xml:space="preserve">Anxiety - Control</w:t>
+            </w:r>
+          </w:p>
+        </w:tc>
+        <w:tc>
+          <w:tcPr/>
+          <w:p>
+            <w:pPr>
+              <w:pStyle w:val="Compact"/>
+            </w:pPr>
+            <w:r>
+              <w:t xml:space="preserve">-0.712</w:t>
+            </w:r>
+          </w:p>
+        </w:tc>
+        <w:tc>
+          <w:tcPr/>
+          <w:p>
+            <w:pPr>
+              <w:pStyle w:val="Compact"/>
+            </w:pPr>
+            <w:r>
+              <w:t xml:space="preserve">-3.362</w:t>
+            </w:r>
+          </w:p>
+        </w:tc>
+        <w:tc>
+          <w:tcPr/>
+          <w:p>
+            <w:pPr>
+              <w:pStyle w:val="Compact"/>
+            </w:pPr>
+            <w:r>
+              <w:t xml:space="preserve">1.934</w:t>
+            </w:r>
+          </w:p>
+        </w:tc>
+        <w:tc>
+          <w:tcPr/>
+          <w:p>
+            <w:pPr>
+              <w:pStyle w:val="Compact"/>
+            </w:pPr>
+            <w:r>
+              <w:t xml:space="preserve">0.703</w:t>
+            </w:r>
+          </w:p>
+        </w:tc>
+      </w:tr>
+      <w:tr>
+        <w:tc>
+          <w:tcPr/>
+          <w:p>
+            <w:pPr>
+              <w:pStyle w:val="Compact"/>
+            </w:pPr>
+            <w:r>
+              <w:t xml:space="preserve">mu</w:t>
+            </w:r>
+          </w:p>
+        </w:tc>
+        <w:tc>
+          <w:tcPr/>
+          <w:p>
+            <w:pPr>
+              <w:pStyle w:val="Compact"/>
+            </w:pPr>
+            <w:r>
+              <w:t xml:space="preserve">Comfortable</w:t>
+            </w:r>
+          </w:p>
+        </w:tc>
+        <w:tc>
+          <w:tcPr/>
+          <w:p>
+            <w:pPr>
+              <w:pStyle w:val="Compact"/>
+            </w:pPr>
+            <w:r>
+              <w:t xml:space="preserve">Anxiety - Hope</w:t>
+            </w:r>
+          </w:p>
+        </w:tc>
+        <w:tc>
+          <w:tcPr/>
+          <w:p>
+            <w:pPr>
+              <w:pStyle w:val="Compact"/>
+            </w:pPr>
+            <w:r>
+              <w:t xml:space="preserve">-0.128</w:t>
+            </w:r>
+          </w:p>
+        </w:tc>
+        <w:tc>
+          <w:tcPr/>
+          <w:p>
+            <w:pPr>
+              <w:pStyle w:val="Compact"/>
+            </w:pPr>
+            <w:r>
+              <w:t xml:space="preserve">-2.582</w:t>
+            </w:r>
+          </w:p>
+        </w:tc>
+        <w:tc>
+          <w:tcPr/>
+          <w:p>
+            <w:pPr>
+              <w:pStyle w:val="Compact"/>
+            </w:pPr>
+            <w:r>
+              <w:t xml:space="preserve">2.319</w:t>
+            </w:r>
+          </w:p>
+        </w:tc>
+        <w:tc>
+          <w:tcPr/>
+          <w:p>
+            <w:pPr>
+              <w:pStyle w:val="Compact"/>
+            </w:pPr>
+            <w:r>
+              <w:t xml:space="preserve">0.543</w:t>
+            </w:r>
+          </w:p>
+        </w:tc>
+      </w:tr>
+      <w:tr>
+        <w:tc>
+          <w:tcPr/>
+          <w:p>
+            <w:pPr>
+              <w:pStyle w:val="Compact"/>
+            </w:pPr>
+            <w:r>
+              <w:t xml:space="preserve">mu</w:t>
+            </w:r>
+          </w:p>
+        </w:tc>
+        <w:tc>
+          <w:tcPr/>
+          <w:p>
+            <w:pPr>
+              <w:pStyle w:val="Compact"/>
+            </w:pPr>
+            <w:r>
+              <w:t xml:space="preserve">Comfortable</w:t>
+            </w:r>
+          </w:p>
+        </w:tc>
+        <w:tc>
+          <w:tcPr/>
+          <w:p>
+            <w:pPr>
+              <w:pStyle w:val="Compact"/>
+            </w:pPr>
+            <w:r>
+              <w:t xml:space="preserve">Hope - Control</w:t>
+            </w:r>
+          </w:p>
+        </w:tc>
+        <w:tc>
+          <w:tcPr/>
+          <w:p>
+            <w:pPr>
+              <w:pStyle w:val="Compact"/>
+            </w:pPr>
+            <w:r>
+              <w:t xml:space="preserve">-0.582</w:t>
+            </w:r>
+          </w:p>
+        </w:tc>
+        <w:tc>
+          <w:tcPr/>
+          <w:p>
+            <w:pPr>
+              <w:pStyle w:val="Compact"/>
+            </w:pPr>
+            <w:r>
+              <w:t xml:space="preserve">-3.100</w:t>
+            </w:r>
+          </w:p>
+        </w:tc>
+        <w:tc>
+          <w:tcPr/>
+          <w:p>
+            <w:pPr>
+              <w:pStyle w:val="Compact"/>
+            </w:pPr>
+            <w:r>
+              <w:t xml:space="preserve">2.057</w:t>
+            </w:r>
+          </w:p>
+        </w:tc>
+        <w:tc>
+          <w:tcPr/>
+          <w:p>
+            <w:pPr>
+              <w:pStyle w:val="Compact"/>
+            </w:pPr>
+            <w:r>
+              <w:t xml:space="preserve">0.673</w:t>
             </w:r>
           </w:p>
         </w:tc>
@@ -3166,6 +4603,8 @@
     </w:pPr>
     <w:rPr>
       <w:rFonts w:asciiTheme="majorHAnsi" w:cstheme="majorBidi" w:eastAsiaTheme="majorEastAsia" w:hAnsiTheme="majorHAnsi"/>
+      <w:spacing w:val="-10"/>
+      <w:kern w:val="28"/>
       <w:sz w:val="56"/>
       <w:szCs w:val="56"/>
     </w:rPr>
@@ -3178,6 +4617,8 @@
     <w:rsid w:val="00A10FD9"/>
     <w:rPr>
       <w:rFonts w:asciiTheme="majorHAnsi" w:cstheme="majorBidi" w:eastAsiaTheme="majorEastAsia" w:hAnsiTheme="majorHAnsi"/>
+      <w:spacing w:val="-10"/>
+      <w:kern w:val="28"/>
       <w:sz w:val="56"/>
       <w:szCs w:val="56"/>
     </w:rPr>
@@ -3218,31 +4659,23 @@
   </w:style>
   <w:style w:customStyle="1" w:styleId="Author" w:type="paragraph">
     <w:name w:val="Author"/>
-    <w:basedOn w:val="Title"/>
     <w:next w:val="BodyText"/>
     <w:qFormat/>
     <w:pPr>
       <w:keepNext/>
       <w:keepLines/>
+      <w:jc w:val="center"/>
     </w:pPr>
-    <w:rPr>
-      <w:sz w:val="24"/>
-      <w:szCs w:val="24"/>
-    </w:rPr>
   </w:style>
   <w:style w:styleId="Date" w:type="paragraph">
     <w:name w:val="Date"/>
-    <w:basedOn w:val="Title"/>
     <w:next w:val="BodyText"/>
     <w:qFormat/>
     <w:pPr>
       <w:keepNext/>
       <w:keepLines/>
+      <w:jc w:val="center"/>
     </w:pPr>
-    <w:rPr>
-      <w:sz w:val="24"/>
-      <w:szCs w:val="24"/>
-    </w:rPr>
   </w:style>
   <w:style w:customStyle="1" w:styleId="AbstractTitle" w:type="paragraph">
     <w:name w:val="Abstract Title"/>
